--- a/templates/reference.docx
+++ b/templates/reference.docx
@@ -486,8 +486,8 @@
     <w:rPrDefault>
       <w:rPr>
         <w:rFonts w:asciiTheme="minorHAnsi" w:eastAsiaTheme="minorEastAsia" w:hAnsiTheme="minorHAnsi" w:cstheme="minorBidi"/>
-        <w:sz w:val="24"/>
-        <w:szCs w:val="24"/>
+        <w:sz w:val="21"/>
+        <w:szCs w:val="21"/>
         <w:lang w:val="en-US" w:eastAsia="zh-CN" w:bidi="ar-SA"/>
       </w:rPr>
     </w:rPrDefault>
@@ -508,22 +508,37 @@
     <w:link w:val="BodyTextChar"/>
     <w:qFormat/>
     <w:pPr>
-      <w:spacing w:before="180" w:after="180"/>
-    </w:pPr>
+      <w:spacing w:before="0" w:after="120"/>
+    </w:pPr>
+    <w:rPr>
+      <w:rFonts w:ascii="Aptos" w:hAnsi="Aptos" w:cs="Calibri"/>
+      <w:sz w:val="21"/>
+    </w:rPr>
   </w:style>
   <w:style w:type="paragraph" w:customStyle="1" w:styleId="FirstParagraph">
     <w:name w:val="First Paragraph"/>
     <w:basedOn w:val="BodyText"/>
     <w:next w:val="BodyText"/>
     <w:qFormat/>
+    <w:pPr>
+      <w:spacing w:before="0" w:after="120"/>
+    </w:pPr>
+    <w:rPr>
+      <w:rFonts w:ascii="Aptos" w:hAnsi="Aptos" w:cs="Calibri"/>
+      <w:sz w:val="21"/>
+    </w:rPr>
   </w:style>
   <w:style w:type="paragraph" w:customStyle="1" w:styleId="Compact">
     <w:name w:val="Compact"/>
     <w:basedOn w:val="BodyText"/>
     <w:qFormat/>
     <w:pPr>
-      <w:spacing w:before="36" w:after="36"/>
-    </w:pPr>
+      <w:spacing w:before="0" w:after="80"/>
+    </w:pPr>
+    <w:rPr>
+      <w:rFonts w:ascii="Aptos" w:hAnsi="Aptos" w:cs="Calibri"/>
+      <w:sz w:val="21"/>
+    </w:rPr>
   </w:style>
   <w:style w:type="paragraph" w:styleId="Title">
     <w:name w:val="Title"/>
@@ -534,14 +549,14 @@
     <w:qFormat/>
     <w:rsid w:val="00A10FD9"/>
     <w:pPr>
-      <w:spacing w:after="80" w:line="240" w:lineRule="auto"/>
-      <w:contextualSpacing/>
-      <w:jc w:val="center"/>
-    </w:pPr>
-    <w:rPr>
-      <w:rFonts w:asciiTheme="majorHAnsi" w:eastAsiaTheme="majorEastAsia" w:hAnsiTheme="majorHAnsi" w:cstheme="majorBidi"/>
-      <w:sz w:val="56"/>
-      <w:szCs w:val="56"/>
+      <w:spacing w:before="0" w:after="120"/>
+      <w:jc w:val="left"/>
+    </w:pPr>
+    <w:rPr>
+      <w:rFonts w:ascii="Aptos" w:hAnsi="Aptos" w:cs="Calibri"/>
+      <w:color w:val="000000"/>
+      <w:b/>
+      <w:sz w:val="32"/>
     </w:rPr>
   </w:style>
   <w:style w:type="character" w:customStyle="1" w:styleId="TitleChar">
@@ -565,15 +580,12 @@
     <w:qFormat/>
     <w:rsid w:val="00A10FD9"/>
     <w:pPr>
-      <w:numPr>
-        <w:ilvl w:val="1"/>
-      </w:numPr>
-    </w:pPr>
-    <w:rPr>
-      <w:rFonts w:eastAsiaTheme="majorEastAsia" w:cstheme="majorBidi"/>
-      <w:spacing w:val="15"/>
-      <w:sz w:val="28"/>
-      <w:szCs w:val="28"/>
+      <w:spacing w:before="0" w:after="240"/>
+    </w:pPr>
+    <w:rPr>
+      <w:rFonts w:ascii="Aptos" w:hAnsi="Aptos" w:cs="Calibri"/>
+      <w:color w:val="404040"/>
+      <w:sz w:val="24"/>
     </w:rPr>
   </w:style>
   <w:style w:type="character" w:customStyle="1" w:styleId="SubtitleChar">
@@ -668,15 +680,17 @@
     <w:rsid w:val="00A10FD9"/>
     <w:pPr>
       <w:keepNext/>
-      <w:keepLines/>
-      <w:spacing w:before="360" w:after="80"/>
-      <w:outlineLvl w:val="0"/>
-    </w:pPr>
-    <w:rPr>
-      <w:rFonts w:asciiTheme="majorHAnsi" w:eastAsiaTheme="majorEastAsia" w:hAnsiTheme="majorHAnsi" w:cstheme="majorBidi"/>
-      <w:color w:val="0F4761" w:themeColor="accent1" w:themeShade="BF"/>
-      <w:sz w:val="40"/>
-      <w:szCs w:val="40"/>
+      <w:spacing w:before="320" w:after="120"/>
+      <w:pBdr>
+        <w:bottom w:val="single" w:sz="6" w:space="2" w:color="000000"/>
+      </w:pBdr>
+    </w:pPr>
+    <w:rPr>
+      <w:rFonts w:ascii="Aptos" w:hAnsi="Aptos" w:cs="Calibri"/>
+      <w:color w:val="000000"/>
+      <w:b/>
+      <w:caps/>
+      <w:sz w:val="22"/>
     </w:rPr>
   </w:style>
   <w:style w:type="paragraph" w:styleId="Heading2">
@@ -691,15 +705,13 @@
     <w:rsid w:val="00A10FD9"/>
     <w:pPr>
       <w:keepNext/>
-      <w:keepLines/>
-      <w:spacing w:before="160" w:after="80"/>
-      <w:outlineLvl w:val="1"/>
-    </w:pPr>
-    <w:rPr>
-      <w:rFonts w:asciiTheme="majorHAnsi" w:eastAsiaTheme="majorEastAsia" w:hAnsiTheme="majorHAnsi" w:cstheme="majorBidi"/>
-      <w:color w:val="0F4761" w:themeColor="accent1" w:themeShade="BF"/>
-      <w:sz w:val="32"/>
-      <w:szCs w:val="32"/>
+      <w:spacing w:before="220" w:after="80"/>
+    </w:pPr>
+    <w:rPr>
+      <w:rFonts w:ascii="Aptos" w:hAnsi="Aptos" w:cs="Calibri"/>
+      <w:color w:val="000000"/>
+      <w:b/>
+      <w:sz w:val="21"/>
     </w:rPr>
   </w:style>
   <w:style w:type="paragraph" w:styleId="Heading3">
@@ -714,15 +726,14 @@
     <w:rsid w:val="00A10FD9"/>
     <w:pPr>
       <w:keepNext/>
-      <w:keepLines/>
-      <w:spacing w:before="160" w:after="80"/>
-      <w:outlineLvl w:val="2"/>
-    </w:pPr>
-    <w:rPr>
-      <w:rFonts w:eastAsiaTheme="majorEastAsia" w:cstheme="majorBidi"/>
-      <w:color w:val="0F4761" w:themeColor="accent1" w:themeShade="BF"/>
-      <w:sz w:val="28"/>
-      <w:szCs w:val="28"/>
+      <w:spacing w:before="160" w:after="60"/>
+    </w:pPr>
+    <w:rPr>
+      <w:rFonts w:ascii="Aptos" w:hAnsi="Aptos" w:cs="Calibri"/>
+      <w:color w:val="000000"/>
+      <w:b/>
+      <w:i/>
+      <w:sz w:val="21"/>
     </w:rPr>
   </w:style>
   <w:style w:type="paragraph" w:styleId="Heading4">
@@ -1096,7 +1107,7 @@
     <w:name w:val="Verbatim Char"/>
     <w:basedOn w:val="BodyTextChar"/>
     <w:rPr>
-      <w:rFonts w:ascii="Consolas" w:hAnsi="Consolas"/>
+      <w:rFonts w:ascii="Aptos" w:hAnsi="Aptos"/>
       <w:sz w:val="22"/>
     </w:rPr>
   </w:style>
